--- a/MIMs-latest-hu.docx
+++ b/MIMs-latest-hu.docx
@@ -86,7 +86,7 @@
           <w:color w:val="003399"/>
           <w:sz w:val="52"/>
         </w:rPr>
-        <w:t>Közbeszerzési ellenőrző lista a minimális interoperabilitási mechanizmusok (MIM-ek) alkalmazásához</w:t>
+        <w:t>Közbeszerzési ellenőrző lista a minimális interoperabilitási mechanizmusok (MIM-ek) alapján</w:t>
       </w:r>
     </w:p>
     <w:p>
@@ -101,7 +101,7 @@
           <w:color w:val="C2186F"/>
           <w:sz w:val="30"/>
         </w:rPr>
-        <w:t>Mit írjon a felhívásba, hogy a város adatai a városnál maradjanak</w:t>
+        <w:t>Mit írjon elő a közbeszerzési dokumentumokban, hogy a város kezében maradjon az adatai feletti ellenőrzés</w:t>
       </w:r>
     </w:p>
     <w:p>
@@ -116,7 +116,7 @@
           <w:color w:val="5A5A6E"/>
           <w:sz w:val="22"/>
         </w:rPr>
-        <w:t>Az OASC MIMs Plus 9.0 verziójához</w:t>
+        <w:t>Specifikáció: OASC MIMs Plus 9.0</w:t>
       </w:r>
     </w:p>
     <w:p>
@@ -165,7 +165,7 @@
           <w:color w:val="003399"/>
           <w:sz w:val="36"/>
         </w:rPr>
-        <w:t>Miért készült ez az útmutató</w:t>
+        <w:t>E füzet célja</w:t>
       </w:r>
     </w:p>
     <w:p>
@@ -191,7 +191,7 @@
           <w:i w:val="0"/>
           <w:sz w:val="21"/>
         </w:rPr>
-        <w:t>Ennek nem kell így lennie. Az Open &amp; Agile Smart Cities (OASC) által gondozott és az európai living-in.eu mozgalom által támogatott minimális interoperabilitási mechanizmusok (MIM-ek) azokat a minimális műszaki követelményeket írják le, amelyek biztosítják az adatok nyíltságát, újrafelhasználhatóságát és szállítófüggetlenségét. Szándékosan tömörek: nem bonyolult architektúrát jelentenek, csupán azt a néhány alapfeltételt, amelyek a rendszerek egymás közötti kommunikációjához elengedhetetlenek.</w:t>
+        <w:t>Ennek nem kell így lennie. Az Open &amp; Agile Smart Cities (OASC) által gondozott és az európai living-in.eu mozgalom által támogatott minimális interoperabilitási mechanizmusok (MIM-ek) azokat a minimális műszaki követelményeket írják le, amelyek biztosítják az adatok nyíltságát, újrafelhasználhatóságát és szállítófüggetlenségét. Szándékosan tömörek: nem egy kiterjedt architektúrát jelentenek, csupán azt a néhány feltételt, amelynek teljesülnie kell a rendszerek közötti adatcseréhez.</w:t>
       </w:r>
     </w:p>
     <w:p>
@@ -204,7 +204,7 @@
           <w:i w:val="0"/>
           <w:sz w:val="21"/>
         </w:rPr>
-        <w:t>Használatukhoz nem szükséges mérnöknek lennie. Minden ellenőrző lista közérthető pontokká alakít egy-egy MIM-et, amelyeket közvetlenül átmásolhat a közbeszerzési dokumentumokba, megjelölve azt is, hogy az egyes pontok miért védik az önkormányzatot. Az ellenőrző lista után szó szerint megtalálható az adott MIM minden követelménye, így a műszaki munkatársak és az ajánlattevők is ellenőrizhetik a részleteket.</w:t>
+        <w:t>E füzet használatához nincs szükség műszaki háttérre. Minden ellenőrző lista közérthető pontokká alakít egy-egy MIM-et, amelyeket átmásolhat a felhívásba, megjelölve azt is, hogy az egyes pontok miért védik Önt. Közvetlenül az ellenőrző lista után szó szerint megtalálható az adott MIM minden követelménye, így a műszaki kollégák és az ajánlattevők is ellenőrizhetik a részleteket.</w:t>
       </w:r>
     </w:p>
     <w:p>
@@ -839,7 +839,7 @@
                 <w:i w:val="0"/>
                 <w:sz w:val="19"/>
               </w:rPr>
-              <w:t>Az ellenőrző lista pontjai akkor is a „kell” kifejezést használják, ha a specifikáció csupán ajánlást fogalmaz meg (ajánlott), vagy lehetséges mechanizmusként hivatkozik rá. Ez az ajánlatkérő döntése.</w:t>
+              <w:t>Az ellenőrző lista pontjai minden tételt követelményként fogalmaznak meg, még akkor is, ha a specifikáció csupán ajánlást tesz (ajánlott), vagy lehetséges mechanizmusként sorolja fel. Ez az ajánlatkérő döntése.</w:t>
             </w:r>
           </w:p>
         </w:tc>
@@ -888,7 +888,7 @@
           <w:i w:val="0"/>
           <w:sz w:val="21"/>
         </w:rPr>
-        <w:t>Hét rövid mechanizmus, egyetlen cél: az adatok az önkormányzatnál maradjanak, a rendszerek pedig képesek legyenek kommunikálni egymással.</w:t>
+        <w:t>Hét rövid mechanizmus, egyetlen cél: az adatok a város ellenőrzése alatt maradnak, a rendszerek pedig együttműködnek.</w:t>
       </w:r>
     </w:p>
     <w:p>
@@ -1278,7 +1278,7 @@
           <w:color w:val="C2186F"/>
           <w:sz w:val="19"/>
         </w:rPr>
-        <w:t xml:space="preserve">Képes növekedni a digitális ikerpárunk?  </w:t>
+        <w:t xml:space="preserve">Képes növekedni a digitális ikrünk?  </w:t>
       </w:r>
       <w:r>
         <w:rPr>
@@ -1315,7 +1315,7 @@
           <w:color w:val="003399"/>
           <w:sz w:val="22"/>
         </w:rPr>
-        <w:t>Eszközök az ajánlattételhez</w:t>
+        <w:t>Eszközök a közbeszerzési eljáráshoz</w:t>
       </w:r>
     </w:p>
     <w:p>
@@ -1754,7 +1754,7 @@
           <w:color w:val="5A5A6E"/>
           <w:sz w:val="18"/>
         </w:rPr>
-        <w:t xml:space="preserve">Az integrációk hangosan és javíthatóan buknak el, nem némán.   </w:t>
+        <w:t xml:space="preserve">Az integrációs hibák egyértelmű, javítható hibaüzenettel jelentkeznek, nem észrevétlenül.   </w:t>
       </w:r>
       <w:r>
         <w:rPr>
@@ -1945,7 +1945,7 @@
                 <w:i w:val="0"/>
                 <w:sz w:val="18"/>
               </w:rPr>
-              <w:t>Lekérdezésenkénti díjszabás a város saját adataihoz (lásd a „Nincsenek felhasználónkénti vagy lekérdezésenkénti díjak” feltételt).</w:t>
+              <w:t>Lekérdezésenkénti díjszabás a város saját adataihoz (lásd a „Nincs díj a saját adatokért” pontot).</w:t>
             </w:r>
           </w:p>
         </w:tc>
@@ -2071,7 +2071,7 @@
                 <w:i w:val="0"/>
                 <w:sz w:val="16"/>
               </w:rPr>
-              <w:t>A rendszerek KÖTELESEK lehetővé tenni az adatok visszanyerését legalább egy géppel olvasható formátumban. A formátumok HTTP tartalom-egyeztetéssel (Content-Negotiation) határozhatók meg</w:t>
+              <w:t>A rendszerek KÖTELESEK lehetővé tenni az adatok lekérését legalább egy géppel olvasható formátumban. A formátumok HTTP tartalom-egyeztetéssel (Content-Negotiation) határozhatók meg</w:t>
             </w:r>
           </w:p>
         </w:tc>
@@ -2218,7 +2218,7 @@
                 <w:i w:val="0"/>
                 <w:sz w:val="16"/>
               </w:rPr>
-              <w:t>A hasznos teher által használt adatmodelleket ajánlott meghatározni (lásd MIM2)</w:t>
+              <w:t>Az adattartalom (payload) által használt adatmodelleket ajánlott meghatározni (lásd MIM2)</w:t>
             </w:r>
           </w:p>
         </w:tc>
@@ -3059,7 +3059,7 @@
           <w:i w:val="0"/>
           <w:sz w:val="20"/>
         </w:rPr>
-        <w:t>Az azonosítók nem tartalmaznak a szállító belső működésére utaló adatokat (adatbázis sorszámok, szervernevek).</w:t>
+        <w:t>Az azonosítók nem tartalmaznak a szállító belső működésére utaló adatokat (adatbázissor-azonosítók, szervernevek).</w:t>
       </w:r>
     </w:p>
     <w:p>
@@ -3616,7 +3616,7 @@
                 <w:color w:val="003399"/>
                 <w:sz w:val="16"/>
               </w:rPr>
-              <w:t>Az entitások típusosíthatók</w:t>
+              <w:t>Az entitások típussal láthatók el</w:t>
             </w:r>
           </w:p>
         </w:tc>
@@ -4206,7 +4206,7 @@
           <w:i w:val="0"/>
           <w:sz w:val="20"/>
         </w:rPr>
-        <w:t>A kiterjesztéseket a szabványos modellre épülő, dokumentált profilokként vagy kiegészítésekként kell átadni — sohasem módosított, zárt változatként.</w:t>
+        <w:t>A kiterjesztéseket a szabványos modellre épülő, dokumentált profilokként vagy kiegészítésekként kell átadni — sohasem módosított, privát fork-ként.</w:t>
       </w:r>
     </w:p>
     <w:p>
@@ -4969,7 +4969,7 @@
                 <w:i w:val="0"/>
                 <w:sz w:val="16"/>
               </w:rPr>
-              <w:t>Az adattovábbítási formátum dokumentációjának elégségesnek kell lennie ahhoz, hogy lehetővé tegye egy olyan nem zárt forráskódú alkalmazás vagy értelmező létrehozását, amely képes az ilyen adatformátumban tárolt összes adat rekonstruálására.</w:t>
+              <w:t>Az adattovábbítási formátum dokumentációjának ajánlott elegendőnek lennie ahhoz, hogy lehetővé tegye olyan nem védett alkalmazás vagy értelmező létrehozását, amely képes az ilyen adatformátumban tárolt összes adat rekonstruálására.</w:t>
             </w:r>
           </w:p>
         </w:tc>
@@ -4985,7 +4985,7 @@
                 <w:color w:val="5A5A6E"/>
                 <w:sz w:val="16"/>
               </w:rPr>
-              <w:t>The documentation of the data transport format should be sufficient to allow the creation of non-proprietary application or interpretor that is able to reconstruct all the data stored in such a data format.</w:t>
+              <w:t>The documentation of the data transport format should be sufficient to allow the creation of non-proprietary application or interpretor [sic] that is able to reconstruct all the data stored in such a data format.</w:t>
             </w:r>
           </w:p>
         </w:tc>
@@ -5317,7 +5317,7 @@
           <w:i w:val="0"/>
           <w:sz w:val="20"/>
         </w:rPr>
-        <w:t>Nem minden városi adat tehető egyszerűen közzé: egyes adatok üzleti titkot képeznek, mások érzékenyek. A MIM3 arról gondoskodik, hogy a többi adatot is biztonságosan meg lehessen osztani: kereshető katalógus, egyedi jogi szövegek helyett mintalicencek és mindenki számára hozzáférhető adatkezelési szabályzat révén. A specifikáció a MIM3 szinte minden elemét ajánlásként fogalmazza meg (lásd a 3. oldalt).</w:t>
+        <w:t>Nem minden városi adat tehető egyszerűen közzé: egyes adatok üzleti célúak, mások érzékenyek. A MIM3 arról gondoskodik, hogy a többi adatot mindenesetre biztonságosan meg lehessen osztani: kereshető katalógus, egyedi jogi szövegek helyett mintalicencek és mindenki számára olvasható adatirányítási szabályok révén. A specifikáció a MIM3 szinte minden elemét ajánlásként fogalmazza meg (lásd a 3. oldalt).</w:t>
       </w:r>
     </w:p>
     <w:p>
@@ -5402,7 +5402,7 @@
           <w:i w:val="0"/>
           <w:sz w:val="20"/>
         </w:rPr>
-        <w:t>Az adatfelhasználási feltételek és licencek ismert mintákból származnak (pl. nyílt licencek, szabványos adatmegosztási megállapodások), nem adatkészletenkénti egyedi jogi szövegezések.</w:t>
+        <w:t>Az adatfelhasználási feltételek és licencek jól ismert mintákból származnak (pl. nyílt licencek, szabványos adatmegosztási megállapodások), nem adatkészletenkénti egyedi jogi szövegek.</w:t>
       </w:r>
     </w:p>
     <w:p>
@@ -5416,7 +5416,7 @@
           <w:color w:val="5A5A6E"/>
           <w:sz w:val="18"/>
         </w:rPr>
-        <w:t xml:space="preserve">A megállapodások skálázhatók; nem a jogászok jelentik majd a szűk keresztmetszetet.   </w:t>
+        <w:t xml:space="preserve">A megállapodások eseti jogi felülvizsgálat nélkül is skálázhatók.   </w:t>
       </w:r>
       <w:r>
         <w:rPr>
@@ -5470,7 +5470,7 @@
           <w:color w:val="5A5A6E"/>
           <w:sz w:val="18"/>
         </w:rPr>
-        <w:t xml:space="preserve">Az adatkezelési felügyelet az önkormányzat kezében marad.   </w:t>
+        <w:t xml:space="preserve">Az adatok feletti irányítás (adatirányítás) az önkormányzat kezében marad.   </w:t>
       </w:r>
       <w:r>
         <w:rPr>
@@ -5617,7 +5617,7 @@
                 <w:i w:val="0"/>
                 <w:sz w:val="18"/>
               </w:rPr>
-              <w:t>A szállító tulajdonjogot vagy egyéb jogokat formál a város adataira (lásd az „Adatok feletti jogok” feltételt).</w:t>
+              <w:t>A szállító jogokat formál a város adataira (lásd az „Adatok feletti jogok” pontot).</w:t>
             </w:r>
           </w:p>
           <w:p>
@@ -6112,7 +6112,7 @@
                 <w:i w:val="0"/>
                 <w:sz w:val="16"/>
               </w:rPr>
-              <w:t>A feltételeknek ajánlott összhangban lenniük az adat-ökoszisztéma átfogó irányítási modelljével, és TILOS azzal ellentétesnek lenniük. (Megjegyzés: Az adatszolgáltató dönthet úgy, hogy nem vesz részt egy adat-ökoszisztémában, ha az alapul szolgáló irányítási modell túl korlátozó vagy túl megengedő.)</w:t>
+              <w:t>A feltételeknek ajánlott összhangban lenniük az adat-ökoszisztéma átfogó irányítási modelljével, és tilos azzal ellentétesnek lenniük. (Megjegyzés: Az adatszolgáltató dönthet úgy, hogy nem vesz részt egy adat-ökoszisztémában, ha az alapul szolgáló irányítási modell túl korlátozó vagy túl megengedő.)</w:t>
             </w:r>
           </w:p>
         </w:tc>
@@ -7223,7 +7223,7 @@
           <w:color w:val="003399"/>
           <w:sz w:val="36"/>
         </w:rPr>
-        <w:t>MIM6 · Biztonságban vannak az adataink átvitel és használat során?</w:t>
+        <w:t>MIM6 · Biztonságban vannak az adataink?</w:t>
       </w:r>
     </w:p>
     <w:p>
@@ -7467,7 +7467,7 @@
           <w:i w:val="0"/>
           <w:sz w:val="20"/>
         </w:rPr>
-        <w:t>A szállítónak igazolnia kell az általa üzemeltetett szolgáltatás ISO/IEC 27001:2022 szabványnak (vagy azzal egyenértékűnek) való megfelelését.</w:t>
+        <w:t>Az ajánlattevő igazolja az általa üzemeltetett szolgáltatás ISO/IEC 27001:2022 szabványnak (vagy azzal egyenértékűnek) való megfelelését.</w:t>
       </w:r>
     </w:p>
     <w:p>
@@ -7586,7 +7586,7 @@
                 <w:i w:val="0"/>
                 <w:sz w:val="18"/>
               </w:rPr>
-              <w:t>Ha hiba történik, a naplók megmondják, mit és ki tett.</w:t>
+              <w:t>Egy incidenst követően a naplók megmutatják, mi történt és ki járt el.</w:t>
             </w:r>
           </w:p>
         </w:tc>
@@ -7628,7 +7628,7 @@
                 <w:i w:val="0"/>
                 <w:sz w:val="18"/>
               </w:rPr>
-              <w:t>Csak saját fejlesztésű bejelentkezés.</w:t>
+              <w:t>Kizárólag zárt, védett bejelentkezés.</w:t>
             </w:r>
           </w:p>
           <w:p>
@@ -7896,7 +7896,7 @@
                 <w:i w:val="0"/>
                 <w:sz w:val="16"/>
               </w:rPr>
-              <w:t>Az információkhoz és más kapcsolódó eszközökhöz való hozzáférési jogokat a szervezet témaspecifikus hozzáférés-szabályozási politikájával és szabályaival összhangban KÖTELEZŐ kiosztani, felülvizsgálni, módosítani és megszüntetni. (ISO 27001 5.18: Hozzáférési jogok)</w:t>
+              <w:t>Az információkhoz és más kapcsolódó eszközökhöz való hozzáférési jogokat a szervezet témaspecifikus hozzáférés-szabályozási szabályzatával és szabályaival összhangban KÖTELEZŐ kiosztani, felülvizsgálni, módosítani és megszüntetni. (ISO 27001 5.18: Hozzáférési jogok)</w:t>
             </w:r>
           </w:p>
         </w:tc>
@@ -8251,7 +8251,7 @@
                 <w:i w:val="0"/>
                 <w:sz w:val="16"/>
               </w:rPr>
-              <w:t>Az OAuth 2.0 felhatalmazási keretrendszer</w:t>
+              <w:t>Az OAuth 2.0 engedélyezési keretrendszer</w:t>
             </w:r>
           </w:p>
         </w:tc>
@@ -8689,7 +8689,7 @@
           <w:i w:val="0"/>
           <w:sz w:val="20"/>
         </w:rPr>
-        <w:t>A vetületi koordináta-rendszer minden esetben fel van tüntetve (EPSG kód), és az adatok átalakíthatók közös koordináta-rendszerbe.</w:t>
+        <w:t>A koordináta-rendszer (CRS) minden esetben fel van tüntetve (EPSG-kód), és az adatok átalakíthatók közös koordináta-rendszerbe.</w:t>
       </w:r>
     </w:p>
     <w:p>
@@ -9308,7 +9308,7 @@
                 <w:color w:val="003399"/>
                 <w:sz w:val="16"/>
               </w:rPr>
-              <w:t>A városok és közösségek következetes és állandó módon írják le a téradat-forrásokban szereplő összes funkció, dolog vagy entitás egyedi előfordulásait</w:t>
+              <w:t>A városok és közösségek következetes és állandó módon írják le a téradat-forrásokban szereplő összes térbeli elem, dolog vagy entitás egyedi előfordulásait</w:t>
             </w:r>
           </w:p>
         </w:tc>
@@ -9522,7 +9522,7 @@
           <w:color w:val="003399"/>
           <w:sz w:val="36"/>
         </w:rPr>
-        <w:t>MIM8 · Képes növekedni a digitális ikerpárunk?</w:t>
+        <w:t>MIM8 · Képes növekedni a digitális ikrünk?</w:t>
       </w:r>
     </w:p>
     <w:p>
@@ -9698,7 +9698,7 @@
           <w:i w:val="0"/>
           <w:sz w:val="20"/>
         </w:rPr>
-        <w:t>A kimenetek szabványos formátumokat használnak (GeoJSON, CityJSON, 3D Tiles, NetCDF…), amelyeket olyan eszközök is feldolgozhatnak, amelyeket nem ettől a szállítótól vásároltak.</w:t>
+        <w:t>A kimenetek szabványos formátumokat használnak (GeoJSON, CityJSON, 3D Tiles, NetCDF…), amelyeket harmadik féltől származó eszközök is képesek beolvasni.</w:t>
       </w:r>
     </w:p>
     <w:p>
@@ -11494,7 +11494,7 @@
           <w:color w:val="003399"/>
           <w:sz w:val="21"/>
         </w:rPr>
-        <w:t>X.3  Nincsenek felhasználónkénti / kérésenkénti díjak</w:t>
+        <w:t>X.3  Nincs díj a saját adatokért</w:t>
       </w:r>
     </w:p>
     <w:p>
@@ -11507,7 +11507,7 @@
           <w:i w:val="0"/>
           <w:sz w:val="20"/>
         </w:rPr>
-        <w:t>Nincsenek díjak a város saját adataihoz való hozzáféréséért.</w:t>
+        <w:t>Az ajánlatkérő nem fizet díjat a saját adataihoz való hozzáférésért, sem felhasználónként, sem lekérdezésenként.</w:t>
       </w:r>
     </w:p>
     <w:p>
@@ -11579,7 +11579,7 @@
           <w:i w:val="0"/>
           <w:sz w:val="20"/>
         </w:rPr>
-        <w:t>Az ajánlattevők a bírálat során önkéntes nyilatkozatok helyett működés közben mutatják be a megfelelést. API esetén ez nyilvánosan közzétett, interaktív dokumentációt (például OpenAPI) és érvényes adatokat visszaadó élő felülethívást jelent. Minden bejelölt pontot újra tesztelnek az átadás-átvételkor.</w:t>
+        <w:t>Az ajánlattevők az ajánlatok bírálata során puszta önnyilatkozatok benyújtása helyett működés közben mutatják be a megfelelést. API esetén ez nyilvánosan közzétett, interaktív dokumentációt (például OpenAPI) és érvényes adatokat visszaadó élő felülethívást jelent. Minden bejelölt pontot újra tesztelnek az átadás-átvételkor.</w:t>
       </w:r>
     </w:p>
     <w:p>
@@ -11615,7 +11615,7 @@
           <w:i w:val="0"/>
           <w:sz w:val="20"/>
         </w:rPr>
-        <w:t>A felhívás a fenti szabványokat nevesíti; a „kompatibilis” állításoknak pontosan meg kell jelölniük a felületet és annak verzióját. Szabványra vagy műszaki leírásra történő minden hivatkozás esetén elfogadható az egyenértékű megoldás; az egyenértékűséget az ajánlattevő igazolja.</w:t>
+        <w:t>A felhívás konkrét szabványokat nevesít; a „kompatibilis ezzel” állításoknak pontosan meg kell jelölniük a felületet és a verziót. Szabványra vagy műszaki leírásra történő minden hivatkozás esetén elfogadható az egyenértékű megoldás; az egyenértékűséget az ajánlattevő igazolja.</w:t>
       </w:r>
     </w:p>
     <w:p>
@@ -11683,7 +11683,7 @@
           <w:i w:val="0"/>
           <w:sz w:val="20"/>
         </w:rPr>
-        <w:t>Megjelölt oldalak: MIM0, MIM1, MIM2, MIM6 és MIM7 (az adatok térképen jelennek meg). A MIM3-ból kizárólag a 3.1 tétel (a levegőminőségi adatok nyílt adatként jelennek meg, így katalógusba tartoznak); a MIM8 nem alkalmazandó: ez nem digitális iker.</w:t>
+        <w:t>Megjelölt oldalak: MIM0, MIM1, MIM2, MIM6 és MIM7 (az adatok térképre kerülnek). A MIM3-ból kizárólag a 3.1 tétel (a levegőminőségi adatok nyílt adatként jelennek meg, így katalógusba valók); a MIM8 nem alkalmazandó: a rendszer nem digitális iker.</w:t>
       </w:r>
     </w:p>
     <w:p>
@@ -11955,7 +11955,7 @@
                 <w:i w:val="0"/>
                 <w:sz w:val="18"/>
               </w:rPr>
-              <w:t>Kilépési feltétel, Adatok feletti jogok, Nincsenek felhasználónkénti vagy lekérdezésenkénti díjak, API-stabilitás és verziókezelés; a kitöltött megfelelőségi táblázat mint melléklet</w:t>
+              <w:t>Kilépési feltétel, Adatok feletti jogok, Nincs díj a saját adatokért, API-stabilitás és verziókezelés; a kitöltött megfelelőségi táblázat mint melléklet</w:t>
             </w:r>
           </w:p>
         </w:tc>
@@ -12112,7 +12112,7 @@
           <w:i w:val="0"/>
           <w:sz w:val="19"/>
         </w:rPr>
-        <w:t>4.3.23 Az ajánlattevő kitölti a megfelelőségi táblázatot (a közbeszerzési dokumentumok melléklete), és minden előírt tételnél megjelöli az igazolást. Az ajánlattevő a bírálat során élő API-hívással bemutatja a 4.3.1–4.3.21. pontoknak való megfelelést; az ajánlatkérő az átadás-átvételkor ezeket ismételten ellenőrzi. Ezek nem teljesülése az átadás-átvétel megtagadásának indoka.</w:t>
+        <w:t>4.3.23 Az ajánlattevő kitölti a megfelelőségi táblázatot (a közbeszerzési dokumentumok melléklete), és minden előírt tételnél megadja az igazolást. Az ajánlatok bírálata során az ajánlattevő bemutatja a 4.3.1–4.3.21. pontoknak való megfelelést (például élő API-hívással); az az ajánlat, amely nem teljesít egy előírt pontot, nem felel meg a szerződés tárgyára vonatkozó követelményeknek. Az ajánlatkérő az átadás-átvételkor ismét teszteli a pontokat; ezek sikertelensége az átadás-átvétel megtagadásának indoka.</w:t>
       </w:r>
     </w:p>
     <w:p>
@@ -12486,7 +12486,7 @@
           <w:color w:val="5A5A6E"/>
           <w:sz w:val="18"/>
         </w:rPr>
-        <w:t>A jövőbeli ígéret N besorolású: a bírálóbizottság kizárólag azt vizsgálja, amit az ajánlattevő be tud mutatni.</w:t>
+        <w:t>A jövőbeli funkcionalitásra vonatkozó ígéret N-nek minősül: a bírálóbizottság kizárólag azt ellenőrzi, amit az ajánlattevő be tud mutatni. Előírt tétel esetén az N azt jelenti, hogy az ajánlat nem felel meg a szerződés tárgyára vonatkozó követelményeknek.</w:t>
       </w:r>
     </w:p>
     <w:p>
@@ -13451,7 +13451,7 @@
                 <w:i w:val="0"/>
                 <w:sz w:val="17"/>
               </w:rPr>
-              <w:t>Nincsenek belső szállítói adatok a kódokban</w:t>
+              <w:t>Nincsenek belső szállítói adatok az azonosítókban</w:t>
             </w:r>
           </w:p>
         </w:tc>
@@ -13717,7 +13717,7 @@
                 <w:i w:val="0"/>
                 <w:sz w:val="17"/>
               </w:rPr>
-              <w:t>Kiterjesztések csak profilként, nem ágként</w:t>
+              <w:t>Kiterjesztések csak profilként, sosem saját fork-ként</w:t>
             </w:r>
           </w:p>
         </w:tc>
@@ -13983,7 +13983,7 @@
                 <w:i w:val="0"/>
                 <w:sz w:val="17"/>
               </w:rPr>
-              <w:t>Mitalicencek és -megállapodások</w:t>
+              <w:t>Mintalicencek és mintamegállapodások</w:t>
             </w:r>
           </w:p>
         </w:tc>
@@ -14135,7 +14135,7 @@
                 <w:color w:val="FFFFFF"/>
                 <w:sz w:val="17"/>
               </w:rPr>
-              <w:t>MIM6 · Biztonságban vannak az adataink átvitel és használat során?</w:t>
+              <w:t>MIM6 · Biztonságban vannak az adataink?</w:t>
             </w:r>
           </w:p>
         </w:tc>
@@ -14831,7 +14831,7 @@
                 <w:color w:val="FFFFFF"/>
                 <w:sz w:val="17"/>
               </w:rPr>
-              <w:t>MIM8 · Képes növekedni a digitális ikerpárunk?</w:t>
+              <w:t>MIM8 · Képes növekedni a digitális ikrünk?</w:t>
             </w:r>
           </w:p>
         </w:tc>
@@ -14863,7 +14863,7 @@
                 <w:i w:val="0"/>
                 <w:sz w:val="17"/>
               </w:rPr>
-              <w:t>Ikeradatok és kimenetek API-kon keresztül</w:t>
+              <w:t>A digitális iker adatai és kimenetei API-kon keresztül</w:t>
             </w:r>
           </w:p>
         </w:tc>
@@ -15457,7 +15457,7 @@
                 <w:i w:val="0"/>
                 <w:sz w:val="17"/>
               </w:rPr>
-              <w:t>API-stabilitás: verziózott, 6 hó értesítés</w:t>
+              <w:t>API-stabilitás: verziókezelés, 6 hónapos előzetes értesítés</w:t>
             </w:r>
           </w:p>
         </w:tc>
@@ -15843,7 +15843,7 @@
           <w:i w:val="0"/>
           <w:sz w:val="20"/>
         </w:rPr>
-        <w:t>Olyan műszaki előírás, amelyet bárki díjfizetés vagy külön engedély nélkül megismerhet és megvalósíthat.</w:t>
+        <w:t>Olyan műszaki szabály, amelyet bárki díjmentesen és külön engedély nélkül megismerhet és megvalósíthat.</w:t>
       </w:r>
     </w:p>
     <w:p>
@@ -15931,7 +15931,7 @@
           <w:i w:val="0"/>
           <w:sz w:val="20"/>
         </w:rPr>
-        <w:t>Az a helyzet, amikor a szállítóváltás az adatok, a formátumok vagy a költségek miatt olyan nehéz, hogy gyakorlatilag ellehetetlenül.</w:t>
+        <w:t>Olyan állapot, amelyben az adatok, a formátumok vagy a díjak költségei miatt a szállítóváltás gyakorlatilag lehetetlen.</w:t>
       </w:r>
     </w:p>
     <w:p>
@@ -16124,7 +16124,7 @@
           <w:color w:val="5A5A6E"/>
           <w:sz w:val="17"/>
         </w:rPr>
-        <w:t>v9.0.6 · 2026-09-18</w:t>
+        <w:t>v9.0.7 · 2026-09-19</w:t>
       </w:r>
     </w:p>
     <w:sectPr>
@@ -16152,7 +16152,7 @@
         <w:color w:val="5A5A6E"/>
         <w:sz w:val="16"/>
       </w:rPr>
-      <w:t xml:space="preserve">Közbeszerzési ellenőrző lista a minimális interoperabilitási mechanizmusok (MIM-ek) alkalmazásához · MIMs Plus 9.0 · v9.0.6 · 2026-09-18  ·  </w:t>
+      <w:t xml:space="preserve">Közbeszerzési ellenőrző lista a minimális interoperabilitási mechanizmusok (MIM-ek) alapján · MIMs Plus 9.0 · v9.0.7 · 2026-09-19  ·  </w:t>
     </w:r>
     <w:fldSimple w:instr="PAGE"/>
   </w:p>
